--- a/tillsyn/A 38646-2025 tillsynsbegäran.docx
+++ b/tillsyn/A 38646-2025 tillsynsbegäran.docx
@@ -872,7 +872,7 @@
     <w:r>
       <w:tab/>
       <w:tab/>
-      <w:t>2026-06-28</w:t>
+      <w:t>2026-06-29</w:t>
       <w:br/>
       <w:br/>
     </w:r>

--- a/tillsyn/A 38646-2025 tillsynsbegäran.docx
+++ b/tillsyn/A 38646-2025 tillsynsbegäran.docx
@@ -60,12 +60,12 @@
         <w:spacing w:after="240"/>
       </w:pPr>
       <w:r>
-        <w:t>Figur 1. Fyndplatser för naturvårdsarter i och inom 11 meter från avverkningsanmälan. Markörer utan svart kant är placerade på fyndplatsen. Markörer med svart kant är placerade vid sidan av fyndplatsen har ett svart streck som visar fyndplatsens exakta position. Kartans mittpunktskoordinat är N 6825147, E 488134 i SWEREF 99 TM.</w:t>
+        <w:t>Figur 1. Fyndplatser för naturvårdsarter i och inom 17 meter från avverkningsanmälan. Markörer utan svart kant är placerade på fyndplatsen. Markörer med svart kant är placerade vid sidan av fyndplatsen har ett svart streck som visar fyndplatsens exakta position. Kartans mittpunktskoordinat är N 6825147, E 488134 i SWEREF 99 TM.</w:t>
       </w:r>
     </w:p>
     <w:p>
       <w:r>
-        <w:t>I och inom 11 meter från avverkningsanmälan finns fynd av 9 naturvårdsarter, varav 8 är rödlistade, 1 är fridlyst och 8 är typiska (T): garnlav (VU, T), dropptaggsvamp (NT, T), dvärgbägarlav (NT, T), kolflarnlav (NT, T), mörk kolflarnlav (NT), skrovellav (NT, T), vedskivlav (NT, T), violettgrå tagellav (NT, T) och tjäder (T, §4). Se Figur 1.</w:t>
+        <w:t>I och inom 17 meter från avverkningsanmälan finns fynd av 12 naturvårdsarter, varav 9 är rödlistade, 2 är fridlysta, 9 är typiska (T) och 1 är signalart (S): garnlav (VU, T), dropptaggsvamp (NT, T), dvärgbägarlav (NT, T), kolflarnlav (NT, T), mörk kolflarnlav (NT), skrovellav (NT, T), vedflamlav (NT), vedskivlav (NT, T), violettgrå tagellav (NT, T), nästlav (S, T), tjäder (T, §4) och fläcknycklar (§8). Se Figur 1.</w:t>
       </w:r>
     </w:p>
     <w:p>
@@ -256,6 +256,26 @@
         <w:rPr>
           <w:b/>
         </w:rPr>
+        <w:t>Vedflamlav (NT)</w:t>
+      </w:r>
+      <w:r>
+        <w:t xml:space="preserve"> växer på gammal hård och torr, exponerad kärnved av tall, främst på högstubbar i ljusöppna lägen, t.ex. vid och på myrar, sjökanter, i glesa hällmarkskogar och i brandpräglade tallnaturskogar. Substratet nyskapas i begränsad omfattning och arten är en utmärkt indikator på höga naturvärden i denna skogstyp. Tall- och barrblandskogar med naturskogskaraktär och spår av bränder har ofta höga biologiska värden och bör skyddas. På vedflamlavens bål kan den sällsynta spiklaven/parasiten </w:t>
+      </w:r>
+      <w:r>
+        <w:rPr>
+          <w:i/>
+        </w:rPr>
+        <w:t>Calicium ramboldiicola</w:t>
+      </w:r>
+      <w:r>
+        <w:t xml:space="preserve"> (VU) påträffas (SLU Artdatabanken, 2026).</w:t>
+      </w:r>
+    </w:p>
+    <w:p>
+      <w:r>
+        <w:rPr>
+          <w:b/>
+        </w:rPr>
         <w:t>Vedskivlav (NT)</w:t>
       </w:r>
       <w:r>
@@ -289,6 +309,26 @@
       </w:r>
       <w:r>
         <w:t xml:space="preserve"> (SLU Artdatabanken, 2024; Nitare &amp; Skogsstyrelsen, 2019).</w:t>
+      </w:r>
+    </w:p>
+    <w:p>
+      <w:r>
+        <w:rPr>
+          <w:b/>
+        </w:rPr>
+        <w:t>Nästlav</w:t>
+      </w:r>
+      <w:r>
+        <w:t xml:space="preserve"> indikerar söder om den naturliga norrlandsgränsen äldre barrskogsområden med höga naturvärden där andra ovanliga nordliga barrskogsarter kan påträffas. Nästlav är typisk art för </w:t>
+      </w:r>
+      <w:r>
+        <w:rPr>
+          <w:i/>
+        </w:rPr>
+        <w:t xml:space="preserve">9010 Taiga </w:t>
+      </w:r>
+      <w:r>
+        <w:t>(Nitare &amp; Skogsstyrelsen, 2019; SLU Artdatabanken, 2025).</w:t>
       </w:r>
     </w:p>
     <w:p>
@@ -357,7 +397,7 @@
     </w:p>
     <w:p>
       <w:r>
-        <w:t>Följande typiska arter har sina livsmiljöer och växtplatser i den avverkningsanmälda skogen: garnlav (VU, T), dropptaggsvamp (NT, T), dvärgbägarlav (NT, T), kolflarnlav (NT, T), skrovellav (NT, T), vedskivlav (NT, T), violettgrå tagellav (NT, T) och tjäder (T, §4).</w:t>
+        <w:t>Följande typiska arter har sina livsmiljöer och växtplatser i den avverkningsanmälda skogen: garnlav (VU, T), dropptaggsvamp (NT, T), dvärgbägarlav (NT, T), kolflarnlav (NT, T), skrovellav (NT, T), vedskivlav (NT, T), violettgrå tagellav (NT, T), nästlav (S, T) och tjäder (T, §4).</w:t>
       </w:r>
     </w:p>
     <w:p>
@@ -872,7 +912,7 @@
     <w:r>
       <w:tab/>
       <w:tab/>
-      <w:t>2026-06-29</w:t>
+      <w:t>2026-06-30</w:t>
       <w:br/>
       <w:br/>
     </w:r>

--- a/tillsyn/A 38646-2025 tillsynsbegäran.docx
+++ b/tillsyn/A 38646-2025 tillsynsbegäran.docx
@@ -912,7 +912,7 @@
     <w:r>
       <w:tab/>
       <w:tab/>
-      <w:t>2026-06-30</w:t>
+      <w:t>2026-07-01</w:t>
       <w:br/>
       <w:br/>
     </w:r>

--- a/tillsyn/A 38646-2025 tillsynsbegäran.docx
+++ b/tillsyn/A 38646-2025 tillsynsbegäran.docx
@@ -912,7 +912,7 @@
     <w:r>
       <w:tab/>
       <w:tab/>
-      <w:t>2026-07-01</w:t>
+      <w:t>2026-07-02</w:t>
       <w:br/>
       <w:br/>
     </w:r>

--- a/tillsyn/A 38646-2025 tillsynsbegäran.docx
+++ b/tillsyn/A 38646-2025 tillsynsbegäran.docx
@@ -912,7 +912,7 @@
     <w:r>
       <w:tab/>
       <w:tab/>
-      <w:t>2026-07-13</w:t>
+      <w:t>2026-07-14</w:t>
       <w:br/>
       <w:br/>
     </w:r>

--- a/tillsyn/A 38646-2025 tillsynsbegäran.docx
+++ b/tillsyn/A 38646-2025 tillsynsbegäran.docx
@@ -912,7 +912,7 @@
     <w:r>
       <w:tab/>
       <w:tab/>
-      <w:t>2026-07-14</w:t>
+      <w:t>2026-07-15</w:t>
       <w:br/>
       <w:br/>
     </w:r>

--- a/tillsyn/A 38646-2025 tillsynsbegäran.docx
+++ b/tillsyn/A 38646-2025 tillsynsbegäran.docx
@@ -912,7 +912,7 @@
     <w:r>
       <w:tab/>
       <w:tab/>
-      <w:t>2026-07-15</w:t>
+      <w:t>2026-07-16</w:t>
       <w:br/>
       <w:br/>
     </w:r>

--- a/tillsyn/A 38646-2025 tillsynsbegäran.docx
+++ b/tillsyn/A 38646-2025 tillsynsbegäran.docx
@@ -912,7 +912,7 @@
     <w:r>
       <w:tab/>
       <w:tab/>
-      <w:t>2026-07-16</w:t>
+      <w:t>2026-07-17</w:t>
       <w:br/>
       <w:br/>
     </w:r>

--- a/tillsyn/A 38646-2025 tillsynsbegäran.docx
+++ b/tillsyn/A 38646-2025 tillsynsbegäran.docx
@@ -912,7 +912,7 @@
     <w:r>
       <w:tab/>
       <w:tab/>
-      <w:t>2026-07-17</w:t>
+      <w:t>2026-07-18</w:t>
       <w:br/>
       <w:br/>
     </w:r>

--- a/tillsyn/A 38646-2025 tillsynsbegäran.docx
+++ b/tillsyn/A 38646-2025 tillsynsbegäran.docx
@@ -912,7 +912,7 @@
     <w:r>
       <w:tab/>
       <w:tab/>
-      <w:t>2026-07-18</w:t>
+      <w:t>2026-07-19</w:t>
       <w:br/>
       <w:br/>
     </w:r>

--- a/tillsyn/A 38646-2025 tillsynsbegäran.docx
+++ b/tillsyn/A 38646-2025 tillsynsbegäran.docx
@@ -912,7 +912,7 @@
     <w:r>
       <w:tab/>
       <w:tab/>
-      <w:t>2026-07-19</w:t>
+      <w:t>2026-07-20</w:t>
       <w:br/>
       <w:br/>
     </w:r>

--- a/tillsyn/A 38646-2025 tillsynsbegäran.docx
+++ b/tillsyn/A 38646-2025 tillsynsbegäran.docx
@@ -912,7 +912,7 @@
     <w:r>
       <w:tab/>
       <w:tab/>
-      <w:t>2026-07-20</w:t>
+      <w:t>2026-07-21</w:t>
       <w:br/>
       <w:br/>
     </w:r>

--- a/tillsyn/A 38646-2025 tillsynsbegäran.docx
+++ b/tillsyn/A 38646-2025 tillsynsbegäran.docx
@@ -912,7 +912,7 @@
     <w:r>
       <w:tab/>
       <w:tab/>
-      <w:t>2026-07-21</w:t>
+      <w:t>2026-07-22</w:t>
       <w:br/>
       <w:br/>
     </w:r>

--- a/tillsyn/A 38646-2025 tillsynsbegäran.docx
+++ b/tillsyn/A 38646-2025 tillsynsbegäran.docx
@@ -912,7 +912,7 @@
     <w:r>
       <w:tab/>
       <w:tab/>
-      <w:t>2026-07-22</w:t>
+      <w:t>2026-07-23</w:t>
       <w:br/>
       <w:br/>
     </w:r>

--- a/tillsyn/A 38646-2025 tillsynsbegäran.docx
+++ b/tillsyn/A 38646-2025 tillsynsbegäran.docx
@@ -912,7 +912,7 @@
     <w:r>
       <w:tab/>
       <w:tab/>
-      <w:t>2026-07-23</w:t>
+      <w:t>2026-07-24</w:t>
       <w:br/>
       <w:br/>
     </w:r>

--- a/tillsyn/A 38646-2025 tillsynsbegäran.docx
+++ b/tillsyn/A 38646-2025 tillsynsbegäran.docx
@@ -912,7 +912,7 @@
     <w:r>
       <w:tab/>
       <w:tab/>
-      <w:t>2026-07-24</w:t>
+      <w:t>2026-07-25</w:t>
       <w:br/>
       <w:br/>
     </w:r>

--- a/tillsyn/A 38646-2025 tillsynsbegäran.docx
+++ b/tillsyn/A 38646-2025 tillsynsbegäran.docx
@@ -912,7 +912,7 @@
     <w:r>
       <w:tab/>
       <w:tab/>
-      <w:t>2026-07-25</w:t>
+      <w:t>2026-07-26</w:t>
       <w:br/>
       <w:br/>
     </w:r>

--- a/tillsyn/A 38646-2025 tillsynsbegäran.docx
+++ b/tillsyn/A 38646-2025 tillsynsbegäran.docx
@@ -912,7 +912,7 @@
     <w:r>
       <w:tab/>
       <w:tab/>
-      <w:t>2026-07-26</w:t>
+      <w:t>2026-07-27</w:t>
       <w:br/>
       <w:br/>
     </w:r>

--- a/tillsyn/A 38646-2025 tillsynsbegäran.docx
+++ b/tillsyn/A 38646-2025 tillsynsbegäran.docx
@@ -912,7 +912,7 @@
     <w:r>
       <w:tab/>
       <w:tab/>
-      <w:t>2026-07-27</w:t>
+      <w:t>2026-07-28</w:t>
       <w:br/>
       <w:br/>
     </w:r>

--- a/tillsyn/A 38646-2025 tillsynsbegäran.docx
+++ b/tillsyn/A 38646-2025 tillsynsbegäran.docx
@@ -912,7 +912,7 @@
     <w:r>
       <w:tab/>
       <w:tab/>
-      <w:t>2026-07-28</w:t>
+      <w:t>2026-07-29</w:t>
       <w:br/>
       <w:br/>
     </w:r>

--- a/tillsyn/A 38646-2025 tillsynsbegäran.docx
+++ b/tillsyn/A 38646-2025 tillsynsbegäran.docx
@@ -912,7 +912,7 @@
     <w:r>
       <w:tab/>
       <w:tab/>
-      <w:t>2026-07-29</w:t>
+      <w:t>2026-07-30</w:t>
       <w:br/>
       <w:br/>
     </w:r>

--- a/tillsyn/A 38646-2025 tillsynsbegäran.docx
+++ b/tillsyn/A 38646-2025 tillsynsbegäran.docx
@@ -912,7 +912,7 @@
     <w:r>
       <w:tab/>
       <w:tab/>
-      <w:t>2026-07-30</w:t>
+      <w:t>2026-07-31</w:t>
       <w:br/>
       <w:br/>
     </w:r>

--- a/tillsyn/A 38646-2025 tillsynsbegäran.docx
+++ b/tillsyn/A 38646-2025 tillsynsbegäran.docx
@@ -912,7 +912,7 @@
     <w:r>
       <w:tab/>
       <w:tab/>
-      <w:t>2026-07-31</w:t>
+      <w:t>2026-08-01</w:t>
       <w:br/>
       <w:br/>
     </w:r>

--- a/tillsyn/A 38646-2025 tillsynsbegäran.docx
+++ b/tillsyn/A 38646-2025 tillsynsbegäran.docx
@@ -912,7 +912,7 @@
     <w:r>
       <w:tab/>
       <w:tab/>
-      <w:t>2026-08-01</w:t>
+      <w:t>2026-08-02</w:t>
       <w:br/>
       <w:br/>
     </w:r>

--- a/tillsyn/A 38646-2025 tillsynsbegäran.docx
+++ b/tillsyn/A 38646-2025 tillsynsbegäran.docx
@@ -912,7 +912,7 @@
     <w:r>
       <w:tab/>
       <w:tab/>
-      <w:t>2026-08-02</w:t>
+      <w:t>2026-08-03</w:t>
       <w:br/>
       <w:br/>
     </w:r>

--- a/tillsyn/A 38646-2025 tillsynsbegäran.docx
+++ b/tillsyn/A 38646-2025 tillsynsbegäran.docx
@@ -912,7 +912,7 @@
     <w:r>
       <w:tab/>
       <w:tab/>
-      <w:t>2026-08-03</w:t>
+      <w:t>2026-08-05</w:t>
       <w:br/>
       <w:br/>
     </w:r>

--- a/tillsyn/A 38646-2025 tillsynsbegäran.docx
+++ b/tillsyn/A 38646-2025 tillsynsbegäran.docx
@@ -912,7 +912,7 @@
     <w:r>
       <w:tab/>
       <w:tab/>
-      <w:t>2026-08-05</w:t>
+      <w:t>2026-08-07</w:t>
       <w:br/>
       <w:br/>
     </w:r>

--- a/tillsyn/A 38646-2025 tillsynsbegäran.docx
+++ b/tillsyn/A 38646-2025 tillsynsbegäran.docx
@@ -912,7 +912,7 @@
     <w:r>
       <w:tab/>
       <w:tab/>
-      <w:t>2026-08-07</w:t>
+      <w:t>2026-08-08</w:t>
       <w:br/>
       <w:br/>
     </w:r>

--- a/tillsyn/A 38646-2025 tillsynsbegäran.docx
+++ b/tillsyn/A 38646-2025 tillsynsbegäran.docx
@@ -60,7 +60,7 @@
         <w:spacing w:after="240"/>
       </w:pPr>
       <w:r>
-        <w:t>Figur 1. Fyndplatser för naturvårdsarter i och inom 17 meter från avverkningsanmälan. Markörer utan svart kant är placerade på fyndplatsen. Markörer med svart kant är placerade vid sidan av fyndplatsen har ett svart streck som visar fyndplatsens exakta position. Kartans mittpunktskoordinat är N 6825147, E 488134 i SWEREF 99 TM.</w:t>
+        <w:t>Figur 1. Fyndplatser för naturvårdsarter i och inom 17 meter från avverkningsanmälan. Markörer utan svart kant är placerade på fyndplatsen. Markörer med svart kant är placerade vid sidan av fyndplatsen och har ett svart streck som visar fyndplatsens exakta position. Kartans mittpunktskoordinat är N 6825147, E 488134 i SWEREF 99 TM.</w:t>
       </w:r>
     </w:p>
     <w:p>
@@ -912,7 +912,7 @@
     <w:r>
       <w:tab/>
       <w:tab/>
-      <w:t>2026-08-14</w:t>
+      <w:t>2026-08-15</w:t>
       <w:br/>
       <w:br/>
     </w:r>

--- a/tillsyn/A 38646-2025 tillsynsbegäran.docx
+++ b/tillsyn/A 38646-2025 tillsynsbegäran.docx
@@ -912,7 +912,7 @@
     <w:r>
       <w:tab/>
       <w:tab/>
-      <w:t>2026-08-15</w:t>
+      <w:t>2026-08-16</w:t>
       <w:br/>
       <w:br/>
     </w:r>

--- a/tillsyn/A 38646-2025 tillsynsbegäran.docx
+++ b/tillsyn/A 38646-2025 tillsynsbegäran.docx
@@ -912,7 +912,7 @@
     <w:r>
       <w:tab/>
       <w:tab/>
-      <w:t>2026-08-16</w:t>
+      <w:t>2026-08-17</w:t>
       <w:br/>
       <w:br/>
     </w:r>

--- a/tillsyn/A 38646-2025 tillsynsbegäran.docx
+++ b/tillsyn/A 38646-2025 tillsynsbegäran.docx
@@ -912,7 +912,7 @@
     <w:r>
       <w:tab/>
       <w:tab/>
-      <w:t>2026-08-17</w:t>
+      <w:t>2026-08-18</w:t>
       <w:br/>
       <w:br/>
     </w:r>

--- a/tillsyn/A 38646-2025 tillsynsbegäran.docx
+++ b/tillsyn/A 38646-2025 tillsynsbegäran.docx
@@ -912,7 +912,7 @@
     <w:r>
       <w:tab/>
       <w:tab/>
-      <w:t>2026-08-18</w:t>
+      <w:t>2026-08-19</w:t>
       <w:br/>
       <w:br/>
     </w:r>

--- a/tillsyn/A 38646-2025 tillsynsbegäran.docx
+++ b/tillsyn/A 38646-2025 tillsynsbegäran.docx
@@ -912,7 +912,7 @@
     <w:r>
       <w:tab/>
       <w:tab/>
-      <w:t>2026-08-19</w:t>
+      <w:t>2026-08-20</w:t>
       <w:br/>
       <w:br/>
     </w:r>

--- a/tillsyn/A 38646-2025 tillsynsbegäran.docx
+++ b/tillsyn/A 38646-2025 tillsynsbegäran.docx
@@ -912,7 +912,7 @@
     <w:r>
       <w:tab/>
       <w:tab/>
-      <w:t>2026-08-20</w:t>
+      <w:t>2026-08-21</w:t>
       <w:br/>
       <w:br/>
     </w:r>

--- a/tillsyn/A 38646-2025 tillsynsbegäran.docx
+++ b/tillsyn/A 38646-2025 tillsynsbegäran.docx
@@ -912,7 +912,7 @@
     <w:r>
       <w:tab/>
       <w:tab/>
-      <w:t>2026-08-21</w:t>
+      <w:t>2026-08-22</w:t>
       <w:br/>
       <w:br/>
     </w:r>
